--- a/lab9.docx
+++ b/lab9.docx
@@ -859,23 +859,21 @@
           <w:sz w:val="28"/>
           <w:szCs w:val="28"/>
         </w:rPr>
-        <w:t xml:space="preserve"> </w:t>
-      </w:r>
-      <w:r>
-        <w:rPr>
-          <w:rFonts w:ascii="Times New Roman" w:hAnsi="Times New Roman"/>
-          <w:sz w:val="28"/>
-          <w:szCs w:val="28"/>
-        </w:rPr>
-        <w:t>и</w:t>
-      </w:r>
-      <w:r>
-        <w:rPr>
-          <w:rFonts w:ascii="Times New Roman" w:hAnsi="Times New Roman"/>
-          <w:sz w:val="28"/>
-          <w:szCs w:val="28"/>
-        </w:rPr>
-        <w:t>зучить понятия облачных вычислений и виртуализации, их роль в современной ИТ-инфраструктуре, а также освоить установку виртуальных машин и работу с ними. Рассмотреть характеристики облачных сервисов и модели развёртывания.</w:t>
+        <w:t xml:space="preserve"> изучить понятия облачных вычислений и виртуализации и их роль в современной ИТ-инфраструктуре, освоить установку виртуальных машин и работу с ними, а также рассмотреть характеристики облачных сервисов и модели развёртывания.</w:t>
+      </w:r>
+      <w:r>
+        <w:rPr>
+          <w:rFonts w:ascii="Times New Roman" w:hAnsi="Times New Roman"/>
+          <w:sz w:val="28"/>
+          <w:szCs w:val="28"/>
+        </w:rPr>
+      </w:r>
+      <w:r>
+        <w:rPr>
+          <w:rFonts w:ascii="Times New Roman" w:hAnsi="Times New Roman"/>
+          <w:sz w:val="28"/>
+          <w:szCs w:val="28"/>
+        </w:rPr>
       </w:r>
     </w:p>
     <w:p>
@@ -925,23 +923,21 @@
           <w:sz w:val="28"/>
           <w:szCs w:val="28"/>
         </w:rPr>
-        <w:t xml:space="preserve">Облако – это </w:t>
-      </w:r>
-      <w:r>
-        <w:rPr>
-          <w:rFonts w:ascii="Times New Roman" w:hAnsi="Times New Roman"/>
-          <w:sz w:val="28"/>
-          <w:szCs w:val="28"/>
-        </w:rPr>
-        <w:t>модель предоставления вычислительных ресурсов (серверов, хранилищ, сетей, приложений) через Интернет по требованию. Пользователь не владеет физической инфраструктурой, а арендует её у провайдера. Оплата обычно производится по факту использования. Это позво</w:t>
-      </w:r>
-      <w:r>
-        <w:rPr>
-          <w:rFonts w:ascii="Times New Roman" w:hAnsi="Times New Roman"/>
-          <w:sz w:val="28"/>
-          <w:szCs w:val="28"/>
-        </w:rPr>
-        <w:t>ляет быстро масштабироваться и снижать капитальные затраты.</w:t>
+        <w:t>Облаком называется модель предоставления вычислительных ресурсов (серверов, хранилищ, сетей, приложений) через Интернет по требованию. Физической инфраструктурой пользователь не владеет, а арендует её у провайдера, оплачивая главным образом фактическое использование. Такой подход даёт возможность быстро масштабироваться и сокращать капитальные затраты.</w:t>
+      </w:r>
+      <w:r>
+        <w:rPr>
+          <w:rFonts w:ascii="Times New Roman" w:hAnsi="Times New Roman"/>
+          <w:sz w:val="28"/>
+          <w:szCs w:val="28"/>
+        </w:rPr>
+      </w:r>
+      <w:r>
+        <w:rPr>
+          <w:rFonts w:ascii="Times New Roman" w:hAnsi="Times New Roman"/>
+          <w:sz w:val="28"/>
+          <w:szCs w:val="28"/>
+        </w:rPr>
       </w:r>
     </w:p>
     <w:p>
@@ -994,15 +990,14 @@
           <w:sz w:val="28"/>
           <w:szCs w:val="28"/>
         </w:rPr>
-        <w:t>Облачные вычисления – это предоставление ИТ-ресурсов как услуги, а виртуализация – технология, позволяющая запускать несколько виртуальных систем на одном физи</w:t>
-      </w:r>
-      <w:r>
-        <w:rPr>
-          <w:rFonts w:ascii="Times New Roman" w:hAnsi="Times New Roman"/>
-          <w:sz w:val="28"/>
-          <w:szCs w:val="28"/>
-        </w:rPr>
-        <w:t>ческом сервере. Виртуализация является основой большинства облачных платформ, так как обеспечивает эффективное использование ресурсов. Без виртуализации облачные сервисы были бы экономически невыгодны.</w:t>
+        <w:t>Облачные вычисления представляют собой предоставление ИТ-ресурсов как услуги, а виртуализация является технологией, дающей возможность запускать несколько виртуальных систем на одном физическом сервере. Именно виртуализация лежит в основе большинства облачных платформ, поскольку обеспечивает эффективное расходование ресурсов. Без неё облачные сервисы были бы экономически невыгодны.</w:t>
+      </w:r>
+      <w:r>
+        <w:rPr>
+          <w:rFonts w:ascii="Times New Roman" w:hAnsi="Times New Roman"/>
+          <w:sz w:val="28"/>
+          <w:szCs w:val="28"/>
+        </w:rPr>
       </w:r>
     </w:p>
     <w:p>
@@ -1055,23 +1050,21 @@
           <w:sz w:val="28"/>
           <w:szCs w:val="28"/>
         </w:rPr>
-        <w:t xml:space="preserve">При традиционном </w:t>
-      </w:r>
-      <w:r>
-        <w:rPr>
-          <w:rFonts w:ascii="Times New Roman" w:hAnsi="Times New Roman"/>
-          <w:sz w:val="28"/>
-          <w:szCs w:val="28"/>
-        </w:rPr>
-        <w:t>развёртывании каждое приложение или служба размещается на отдельном физическом сервере. Это приводит к низкой загрузке оборудования и высоким затратам на питание, охлаждение и обслуживание. Масштабирование требует покупки нового оборудования и занимает мно</w:t>
-      </w:r>
-      <w:r>
-        <w:rPr>
-          <w:rFonts w:ascii="Times New Roman" w:hAnsi="Times New Roman"/>
-          <w:sz w:val="28"/>
-          <w:szCs w:val="28"/>
-        </w:rPr>
-        <w:t>го времени. Такой подход постепенно вытесняется виртуализацией и облаками.</w:t>
+        <w:t>При традиционном развёртывании каждое приложение или служба размещается на собственном физическом сервере. Следствием становятся низкая загрузка оборудования и высокие расходы на питание, охлаждение и обслуживание. Масштабирование требует приобретения нового оборудования и занимает продолжительное время. Этот подход постепенно уступает место виртуализации и облакам.</w:t>
+      </w:r>
+      <w:r>
+        <w:rPr>
+          <w:rFonts w:ascii="Times New Roman" w:hAnsi="Times New Roman"/>
+          <w:sz w:val="28"/>
+          <w:szCs w:val="28"/>
+        </w:rPr>
+      </w:r>
+      <w:r>
+        <w:rPr>
+          <w:rFonts w:ascii="Times New Roman" w:hAnsi="Times New Roman"/>
+          <w:sz w:val="28"/>
+          <w:szCs w:val="28"/>
+        </w:rPr>
       </w:r>
     </w:p>
     <w:p>
@@ -1124,15 +1117,14 @@
           <w:sz w:val="28"/>
           <w:szCs w:val="28"/>
         </w:rPr>
-        <w:t>Виртуализация серверов позволяет запускать несколько виртуальных машин на одном физическом сервере с помощью гипервизора. Каждая ВМ имеет собственные виртуал</w:t>
-      </w:r>
-      <w:r>
-        <w:rPr>
-          <w:rFonts w:ascii="Times New Roman" w:hAnsi="Times New Roman"/>
-          <w:sz w:val="28"/>
-          <w:szCs w:val="28"/>
-        </w:rPr>
-        <w:t>ьные процессоры, память, диски и сетевые интерфейсы. Это повышает загрузку оборудования и упрощает управление.</w:t>
+        <w:t>Виртуализация серверов даёт возможность выполнять несколько виртуальных машин на одном физическом сервере под управлением гипервизора. Каждая ВМ располагает собственными виртуальными процессорами, памятью, дисками и сетевыми интерфейсами. Благодаря этому растёт загрузка оборудования и упрощается управление.</w:t>
+      </w:r>
+      <w:r>
+        <w:rPr>
+          <w:rFonts w:ascii="Times New Roman" w:hAnsi="Times New Roman"/>
+          <w:sz w:val="28"/>
+          <w:szCs w:val="28"/>
+        </w:rPr>
       </w:r>
     </w:p>
     <w:p>
@@ -1209,16 +1201,14 @@
           <w:sz w:val="28"/>
           <w:szCs w:val="28"/>
         </w:rPr>
-        <w:lastRenderedPageBreak/>
-        <w:t>Виртуализация позволяет динамически распределять ресурсы между виртуальными машинами в зависимости от</w:t>
-      </w:r>
-      <w:r>
-        <w:rPr>
-          <w:rFonts w:ascii="Times New Roman" w:hAnsi="Times New Roman"/>
-          <w:sz w:val="28"/>
-          <w:szCs w:val="28"/>
-        </w:rPr>
-        <w:t xml:space="preserve"> нагрузки. Неиспользуемые мощности одного сервера могут быть отданы другим ВМ. Это снижает затраты на оборудование, электроэнергию и охлаждение. В результате повышается общая эффективность ИТ-инфраструктуры.</w:t>
+        <w:t>Виртуализация даёт возможность динамически перераспределять ресурсы между виртуальными машинами в зависимости от нагрузки. Простаивающие мощности одного сервера могут передаваться другим ВМ. За счёт этого сокращаются затраты на оборудование, электроэнергию и охлаждение, а общая эффективность ИТ-инфраструктуры возрастает.</w:t>
+      </w:r>
+      <w:r>
+        <w:rPr>
+          <w:rFonts w:ascii="Times New Roman" w:hAnsi="Times New Roman"/>
+          <w:sz w:val="28"/>
+          <w:szCs w:val="28"/>
+        </w:rPr>
       </w:r>
     </w:p>
     <w:p>
@@ -1362,15 +1352,14 @@
           <w:sz w:val="28"/>
           <w:szCs w:val="28"/>
         </w:rPr>
-        <w:t>Вир</w:t>
-      </w:r>
-      <w:r>
-        <w:rPr>
-          <w:rFonts w:ascii="Times New Roman" w:hAnsi="Times New Roman"/>
-          <w:sz w:val="28"/>
-          <w:szCs w:val="28"/>
-        </w:rPr>
-        <w:t>туализация на стороне клиента позволяет запускать несколько операционных систем на одном рабочем компьютере. Это удобно для тестирования, обучения и разработки. Пользователь может переключаться между ВМ без перезагрузки основного ПК.</w:t>
+        <w:t>Клиентская виртуализация позволяет выполнять несколько операционных систем на одном рабочем компьютере. Она удобна для тестирования, обучения и разработки. Переключаться между ВМ можно без перезагрузки основного ПК.</w:t>
+      </w:r>
+      <w:r>
+        <w:rPr>
+          <w:rFonts w:ascii="Times New Roman" w:hAnsi="Times New Roman"/>
+          <w:sz w:val="28"/>
+          <w:szCs w:val="28"/>
+        </w:rPr>
       </w:r>
     </w:p>
     <w:p>
@@ -1431,15 +1420,14 @@
           <w:sz w:val="28"/>
           <w:szCs w:val="28"/>
         </w:rPr>
-        <w:t xml:space="preserve">Гипервизор типа 1 работает непосредственно на аппаратном обеспечении и управляет ВМ без промежуточной ОС. Он используется в серверных и облачных средах благодаря производительности и надёжности. Гипервизор типа 2 устанавливается поверх обычной </w:t>
-      </w:r>
-      <w:r>
-        <w:rPr>
-          <w:rFonts w:ascii="Times New Roman" w:hAnsi="Times New Roman"/>
-          <w:sz w:val="28"/>
-          <w:szCs w:val="28"/>
-        </w:rPr>
-        <w:t>операционной системы и подходит для настольных решений. Примеры: VMware ESXi (тип 1), VirtualBox и VMware Workstation (тип 2).</w:t>
+        <w:t>Гипервизор типа 1 работает непосредственно на аппаратном обеспечении и управляет ВМ без промежуточной операционной системы. Благодаря производительности и надёжности он применяется в серверных и облачных средах. Гипервизор типа 2 ставится поверх обычной операционной системы и предназначен для настольных сценариев. Примеры: VMware ESXi (тип 1), VirtualBox и VMware Workstation (тип 2).</w:t>
+      </w:r>
+      <w:r>
+        <w:rPr>
+          <w:rFonts w:ascii="Times New Roman" w:hAnsi="Times New Roman"/>
+          <w:sz w:val="28"/>
+          <w:szCs w:val="28"/>
+        </w:rPr>
       </w:r>
     </w:p>
     <w:p>
@@ -1492,16 +1480,14 @@
           <w:sz w:val="28"/>
           <w:szCs w:val="28"/>
         </w:rPr>
-        <w:lastRenderedPageBreak/>
-        <w:t>Для работы виртуальной машины необходимы достаточные ресурсы: объём оперативной памяти, место н</w:t>
-      </w:r>
-      <w:r>
-        <w:rPr>
-          <w:rFonts w:ascii="Times New Roman" w:hAnsi="Times New Roman"/>
-          <w:sz w:val="28"/>
-          <w:szCs w:val="28"/>
-        </w:rPr>
-        <w:t>а диске, процессор с поддержкой виртуализации и включённая функция VT-x/AMD-V в BIOS. Также требуется гипервизор и образ установочного носителя. Недостаток ресурсов приводит к снижению производительности.</w:t>
+        <w:t>Для работы виртуальной машины нужны достаточные ресурсы: объём оперативной памяти, место на диске, процессор с поддержкой виртуализации и активированная функция VT-x/AMD-V в BIOS. Дополнительно требуются гипервизор и образ установочного носителя. Нехватка ресурсов оборачивается падением производительности.</w:t>
+      </w:r>
+      <w:r>
+        <w:rPr>
+          <w:rFonts w:ascii="Times New Roman" w:hAnsi="Times New Roman"/>
+          <w:sz w:val="28"/>
+          <w:szCs w:val="28"/>
+        </w:rPr>
       </w:r>
     </w:p>
     <w:p>
@@ -1653,15 +1639,14 @@
           <w:sz w:val="28"/>
           <w:szCs w:val="28"/>
         </w:rPr>
-        <w:t>Установка Linux на виртуальной машине включает создание ВМ, выделение ресурсов, подключение ISO-образа и прохождение стандартной установки. После установки изучается графический интерфейс: рабочий стол, файлов</w:t>
-      </w:r>
-      <w:r>
-        <w:rPr>
-          <w:rFonts w:ascii="Times New Roman" w:hAnsi="Times New Roman"/>
-          <w:sz w:val="28"/>
-          <w:szCs w:val="28"/>
-        </w:rPr>
-        <w:t>ый менеджер, терминал и настройки системы. Это позволяет безопасно экспериментировать с другой ОС без риска для основного компьютера.</w:t>
+        <w:t>Установка Linux на виртуальной машине охватывает создание ВМ, выделение ресурсов, подключение ISO-образа и прохождение стандартной процедуры установки. Затем изучается графический интерфейс: рабочий стол, файловый менеджер, терминал и параметры системы. Это даёт возможность безопасно экспериментировать с другой ОС, не рискуя основным компьютером.</w:t>
+      </w:r>
+      <w:r>
+        <w:rPr>
+          <w:rFonts w:ascii="Times New Roman" w:hAnsi="Times New Roman"/>
+          <w:sz w:val="28"/>
+          <w:szCs w:val="28"/>
+        </w:rPr>
       </w:r>
     </w:p>
     <w:p>
@@ -1714,15 +1699,14 @@
           <w:sz w:val="28"/>
           <w:szCs w:val="28"/>
         </w:rPr>
-        <w:t>Облако используется для хранения файлов, резервного копирования, работы с офисными приложениями,</w:t>
-      </w:r>
-      <w:r>
-        <w:rPr>
-          <w:rFonts w:ascii="Times New Roman" w:hAnsi="Times New Roman"/>
-          <w:sz w:val="28"/>
-          <w:szCs w:val="28"/>
-        </w:rPr>
-        <w:t xml:space="preserve"> обработки данных и хостинга сервисов. Пользователи получают доступ к ресурсам с любого устройства через Интернет. Компании используют облако для масштабирования и снижения затрат.</w:t>
+        <w:t>Облако применяется для хранения файлов, резервного копирования, работы с офисными приложениями, обработки данных и хостинга сервисов. Доступ к ресурсам пользователи получают с любого устройства через Интернет. Компании прибегают к облаку для масштабирования и сокращения затрат.</w:t>
+      </w:r>
+      <w:r>
+        <w:rPr>
+          <w:rFonts w:ascii="Times New Roman" w:hAnsi="Times New Roman"/>
+          <w:sz w:val="28"/>
+          <w:szCs w:val="28"/>
+        </w:rPr>
       </w:r>
     </w:p>
     <w:p>
@@ -1775,24 +1759,21 @@
           <w:sz w:val="28"/>
           <w:szCs w:val="28"/>
         </w:rPr>
-        <w:lastRenderedPageBreak/>
-        <w:t>Облачные сервисы делятся на три основные модели: IaaS (ин</w:t>
-      </w:r>
-      <w:r>
-        <w:rPr>
-          <w:rFonts w:ascii="Times New Roman" w:hAnsi="Times New Roman"/>
-          <w:sz w:val="28"/>
-          <w:szCs w:val="28"/>
-        </w:rPr>
-        <w:t>фраструктура как услуга), PaaS (платформа как услуга) и SaaS (программное обеспечение как услуга). IaaS предоставляет виртуальные серверы и хранилища, PaaS – среду для разработки и развёртывания, SaaS – готовые приложения. Выбор модели зависит от задач и у</w:t>
-      </w:r>
-      <w:r>
-        <w:rPr>
-          <w:rFonts w:ascii="Times New Roman" w:hAnsi="Times New Roman"/>
-          <w:sz w:val="28"/>
-          <w:szCs w:val="28"/>
-        </w:rPr>
-        <w:t>ровня контроля, необходимого пользователю.</w:t>
+        <w:t>Облачные сервисы подразделяются на три основные модели: IaaS (инфраструктура как услуга), PaaS (платформа как услуга) и SaaS (программное обеспечение как услуга). IaaS предоставляет виртуальные серверы и хранилища, PaaS – среду для разработки и развёртывания, SaaS – готовые приложения. Выбор модели определяется задачами и требуемым пользователю уровнем контроля.</w:t>
+      </w:r>
+      <w:r>
+        <w:rPr>
+          <w:rFonts w:ascii="Times New Roman" w:hAnsi="Times New Roman"/>
+          <w:sz w:val="28"/>
+          <w:szCs w:val="28"/>
+        </w:rPr>
+      </w:r>
+      <w:r>
+        <w:rPr>
+          <w:rFonts w:ascii="Times New Roman" w:hAnsi="Times New Roman"/>
+          <w:sz w:val="28"/>
+          <w:szCs w:val="28"/>
+        </w:rPr>
       </w:r>
     </w:p>
     <w:p>
@@ -1936,15 +1917,14 @@
           <w:sz w:val="28"/>
           <w:szCs w:val="28"/>
         </w:rPr>
-        <w:t xml:space="preserve">Основные характеристики облачных вычислений – самообслуживание по требованию, широкий сетевой доступ, объединение ресурсов, эластичность и измеряемость. Пользователь </w:t>
-      </w:r>
-      <w:r>
-        <w:rPr>
-          <w:rFonts w:ascii="Times New Roman" w:hAnsi="Times New Roman"/>
-          <w:sz w:val="28"/>
-          <w:szCs w:val="28"/>
-        </w:rPr>
-        <w:t>может быстро получить ресурсы без участия провайдера. Эластичность позволяет автоматически увеличивать или уменьшать мощности. Оплата зависит от фактического потребления.</w:t>
+        <w:t>К ключевым характеристикам облачных вычислений относятся самообслуживание по требованию, широкий сетевой доступ, объединение ресурсов, эластичность и измеряемость. Ресурсы пользователь может быстро получить без участия провайдера. Эластичность даёт возможность автоматически наращивать или сокращать мощности. Оплата определяется фактическим потреблением.</w:t>
+      </w:r>
+      <w:r>
+        <w:rPr>
+          <w:rFonts w:ascii="Times New Roman" w:hAnsi="Times New Roman"/>
+          <w:sz w:val="28"/>
+          <w:szCs w:val="28"/>
+        </w:rPr>
       </w:r>
     </w:p>
     <w:p>
@@ -2021,23 +2001,21 @@
           <w:sz w:val="28"/>
           <w:szCs w:val="28"/>
         </w:rPr>
-        <w:t xml:space="preserve">Определение характеристик облака включает оценку </w:t>
-      </w:r>
-      <w:r>
-        <w:rPr>
-          <w:rFonts w:ascii="Times New Roman" w:hAnsi="Times New Roman"/>
-          <w:sz w:val="28"/>
-          <w:szCs w:val="28"/>
-        </w:rPr>
-        <w:t>модели обслуживания, типа развёртывания (публичное, частное, гибридное) и требований к безопасности и производительности. Важно учитывать расположение данных и соответствие нормативным требованиям. Правильный выбор характеристик обеспечивает эффективное ис</w:t>
-      </w:r>
-      <w:r>
-        <w:rPr>
-          <w:rFonts w:ascii="Times New Roman" w:hAnsi="Times New Roman"/>
-          <w:sz w:val="28"/>
-          <w:szCs w:val="28"/>
-        </w:rPr>
-        <w:t>пользование облака.</w:t>
+        <w:t>Определение характеристик облака предполагает оценку модели обслуживания, типа развёртывания (публичное, частное, гибридное) и требований к безопасности и производительности. Следует принимать во внимание расположение данных и соответствие нормативным требованиям. Обдуманный выбор характеристик гарантирует эффективное использование облака.</w:t>
+      </w:r>
+      <w:r>
+        <w:rPr>
+          <w:rFonts w:ascii="Times New Roman" w:hAnsi="Times New Roman"/>
+          <w:sz w:val="28"/>
+          <w:szCs w:val="28"/>
+        </w:rPr>
+      </w:r>
+      <w:r>
+        <w:rPr>
+          <w:rFonts w:ascii="Times New Roman" w:hAnsi="Times New Roman"/>
+          <w:sz w:val="28"/>
+          <w:szCs w:val="28"/>
+        </w:rPr>
       </w:r>
     </w:p>
     <w:p>
@@ -2180,15 +2158,14 @@
           <w:sz w:val="28"/>
           <w:szCs w:val="28"/>
         </w:rPr>
-        <w:t>Лабораторная работа охватывает облачные вычисления, виртуализацию и их практическое применение. Понимание моделей облачных сервисов и типов гипервизоров необходимо для построения современной ИТ-инфраструктуры. Практиче</w:t>
-      </w:r>
-      <w:r>
-        <w:rPr>
-          <w:rFonts w:ascii="Times New Roman" w:hAnsi="Times New Roman"/>
-          <w:sz w:val="28"/>
-          <w:szCs w:val="28"/>
-        </w:rPr>
-        <w:t>ская установка Linux на виртуальной машине закрепляет навыки работы с виртуализацией.</w:t>
+        <w:t>В лабораторной работе рассмотрены облачные вычисления, виртуализация и их практическое применение. Знание моделей облачных сервисов и типов гипервизоров требуется для построения современной ИТ-инфраструктуры. Практическая установка Linux на виртуальной машине закрепляет навыки работы с виртуализацией.</w:t>
+      </w:r>
+      <w:r>
+        <w:rPr>
+          <w:rFonts w:ascii="Times New Roman" w:hAnsi="Times New Roman"/>
+          <w:sz w:val="28"/>
+          <w:szCs w:val="28"/>
+        </w:rPr>
       </w:r>
     </w:p>
     <w:p>
@@ -2272,7 +2249,7 @@
           <w:sz w:val="28"/>
           <w:szCs w:val="28"/>
         </w:rPr>
-        <w:t xml:space="preserve"> Она позволяет запускать несколько виртуальных систем на одном физическом сервере, обеспечивая эффективное использование ресурсов, без которого облачные сервисы были бы экономически невыгодны.</w:t>
+        <w:t xml:space="preserve"> Виртуализация позволяет выполнять несколько виртуальных систем на одном физическом сервере, обеспечивая эффективное использование ресурсов, без которого облачные сервисы были бы экономически невыгодны.</w:t>
       </w:r>
     </w:p>
     <w:p>
@@ -2325,7 +2302,7 @@
           <w:sz w:val="28"/>
           <w:szCs w:val="28"/>
         </w:rPr>
-        <w:t xml:space="preserve"> Гипервизор типа 1 работает непосредственно на аппаратном обеспечении, а типа 2 – поверх обычной операционной системы.</w:t>
+        <w:t xml:space="preserve"> Гипервизор типа 1 работает непосредственно на аппаратном обеспечении, тогда как гипервизор типа 2 устанавливается поверх обычной операционной системы.</w:t>
       </w:r>
     </w:p>
     <w:p>
@@ -2378,15 +2355,14 @@
           <w:sz w:val="28"/>
           <w:szCs w:val="28"/>
         </w:rPr>
-        <w:t xml:space="preserve"> Она позволяет безопасно запускать несколько ОС на одном компьютере для тести</w:t>
-      </w:r>
-      <w:r>
-        <w:rPr>
-          <w:rFonts w:ascii="Times New Roman" w:hAnsi="Times New Roman"/>
-          <w:sz w:val="28"/>
-          <w:szCs w:val="28"/>
-        </w:rPr>
-        <w:t>рования, обучения и разработки без риска для основной системы.</w:t>
+        <w:t xml:space="preserve"> Клиентская виртуализация позволяет безопасно выполнять несколько ОС на одном компьютере для тестирования, обучения и разработки, не подвергая риску основную систему.</w:t>
+      </w:r>
+      <w:r>
+        <w:rPr>
+          <w:rFonts w:ascii="Times New Roman" w:hAnsi="Times New Roman"/>
+          <w:sz w:val="28"/>
+          <w:szCs w:val="28"/>
+        </w:rPr>
       </w:r>
     </w:p>
     <w:p>
@@ -2439,7 +2415,7 @@
           <w:sz w:val="28"/>
           <w:szCs w:val="28"/>
         </w:rPr>
-        <w:t xml:space="preserve"> IaaS предоставляет виртуальные серверы и хранилища, а SaaS – готовые приложения, доступные через Интернет.</w:t>
+        <w:t xml:space="preserve"> IaaS предоставляет виртуальные серверы и хранилища, тогда как SaaS – готовые приложения, доступные через Интернет.</w:t>
       </w:r>
     </w:p>
     <w:p>
@@ -2501,7 +2477,7 @@
           <w:sz w:val="28"/>
           <w:szCs w:val="28"/>
         </w:rPr>
-        <w:t xml:space="preserve"> Оно приводит к низкой загрузке оборудования и высоким затратам на питание, охлаждение и обслуживание, тогда как виртуализация повышает эффективность использования ресурсов.</w:t>
+        <w:t xml:space="preserve"> Традиционное развёртывание ведёт к низкой загрузке оборудования и высоким затратам на питание, охлаждение и обслуживание, тогда как виртуализация повышает эффективность использования ресурсов.</w:t>
       </w:r>
     </w:p>
     <w:p>
@@ -2562,7 +2538,7 @@
           <w:sz w:val="28"/>
           <w:szCs w:val="28"/>
         </w:rPr>
-        <w:t xml:space="preserve"> Достаточный объём оперативной памяти, место на диске, процессор с поддержкой виртуализации и включённая функция VT-x/AMD-V в BIOS.</w:t>
+        <w:t xml:space="preserve"> Достаточный объём оперативной памяти, место на диске, процессор с поддержкой виртуализации и активированная в BIOS функция VT-x/AMD-V.</w:t>
       </w:r>
     </w:p>
     <w:sectPr>
